--- a/04-dont-stop-believin/saidas/mapa-musical-dont-stop-believin.docx
+++ b/04-dont-stop-believin/saidas/mapa-musical-dont-stop-believin.docx
@@ -8056,7 +8056,7 @@
           <w:color w:val="68788A"/>
           <w:sz w:val="16"/>
         </w:rPr>
-        <w:t>Fontes: Musicnotes MN0100427 (partitura oficial, Mi maior) · Wikipedia (118 bpm) · Chordify no áudio oficial + ×2 na audição Goodall (Mi, ~120 bpm) · Hooktheory (cercas melódicas) · spytunes · tucuatro · thesingingjanitor.com (barítono) · esqueleto: bitmidi 63595 (Dó# maior, +3st, sem voz) · piano de referência: bitmidi 14642 · cifra do usuário (cifra-usuario-dsb.txt) — auditada e aprovada.  ·  Validação: melodia validada pelo ouvido do usuário (5/5) · sanity 7/7 · harmonia em consenso de 7 fontes.  ·  Regenera: python3 gera_dsb_docx.py — os dados moram em gera_dsb.py, a fonte única de verdade.</w:t>
+        <w:t>Fontes: Musicnotes MN0100427 (partitura oficial, Mi maior) · Wikipedia (118 bpm) · Chordify no áudio oficial + ×2 na audição Goodall (Mi, ~120 bpm) · Hooktheory (cercas melódicas) · spytunes · tucuatro · thesingingjanitor.com (barítono) · esqueleto: bitmidi 63595 (Dó# maior, +3st, sem voz) · piano de referência: bitmidi 14642 · cifra do usuário (cifra-usuario-dsb.txt) — auditada e aprovada.  ·  Validação: melodia validada pelo ouvido do usuário (5/5) · sanity 7/7 · harmonia em consenso de 7 fontes.  ·  Regenera: python3 04-dont-stop-believin/trabalho/gera_dsb_docx.py — os dados moram em gera_dsb.py, a fonte única de verdade.</w:t>
       </w:r>
     </w:p>
     <w:sectPr>
